--- a/wp-content/plugins/madrural-eventos/tutorial/Tutorial de uso de vistas — Plugin madrural-eventos.docx
+++ b/wp-content/plugins/madrural-eventos/tutorial/Tutorial de uso de vistas — Plugin madrural-eventos.docx
@@ -218,12 +218,12 @@
           <wp:inline distB="114300" distT="114300" distL="114300" distR="114300">
             <wp:extent cx="2971800" cy="828675"/>
             <wp:effectExtent b="0" l="0" r="0" t="0"/>
-            <wp:docPr id="4" name="image3.png"/>
+            <wp:docPr id="5" name="image1.png"/>
             <a:graphic>
               <a:graphicData uri="http://schemas.openxmlformats.org/drawingml/2006/picture">
                 <pic:pic>
                   <pic:nvPicPr>
-                    <pic:cNvPr id="0" name="image3.png"/>
+                    <pic:cNvPr id="0" name="image1.png"/>
                     <pic:cNvPicPr preferRelativeResize="0"/>
                   </pic:nvPicPr>
                   <pic:blipFill>
@@ -518,12 +518,12 @@
           <wp:inline distB="114300" distT="114300" distL="114300" distR="114300">
             <wp:extent cx="5305425" cy="5143500"/>
             <wp:effectExtent b="0" l="0" r="0" t="0"/>
-            <wp:docPr id="7" name="image11.png"/>
+            <wp:docPr id="8" name="image12.png"/>
             <a:graphic>
               <a:graphicData uri="http://schemas.openxmlformats.org/drawingml/2006/picture">
                 <pic:pic>
                   <pic:nvPicPr>
-                    <pic:cNvPr id="0" name="image11.png"/>
+                    <pic:cNvPr id="0" name="image12.png"/>
                     <pic:cNvPicPr preferRelativeResize="0"/>
                   </pic:nvPicPr>
                   <pic:blipFill>
@@ -656,12 +656,12 @@
           <wp:inline distB="114300" distT="114300" distL="114300" distR="114300">
             <wp:extent cx="3286125" cy="809625"/>
             <wp:effectExtent b="0" l="0" r="0" t="0"/>
-            <wp:docPr id="12" name="image14.png"/>
+            <wp:docPr id="12" name="image18.png"/>
             <a:graphic>
               <a:graphicData uri="http://schemas.openxmlformats.org/drawingml/2006/picture">
                 <pic:pic>
                   <pic:nvPicPr>
-                    <pic:cNvPr id="0" name="image14.png"/>
+                    <pic:cNvPr id="0" name="image18.png"/>
                     <pic:cNvPicPr preferRelativeResize="0"/>
                   </pic:nvPicPr>
                   <pic:blipFill>
@@ -730,12 +730,12 @@
           <wp:inline distB="114300" distT="114300" distL="114300" distR="114300">
             <wp:extent cx="3952875" cy="752475"/>
             <wp:effectExtent b="0" l="0" r="0" t="0"/>
-            <wp:docPr id="5" name="image10.png"/>
+            <wp:docPr id="6" name="image13.png"/>
             <a:graphic>
               <a:graphicData uri="http://schemas.openxmlformats.org/drawingml/2006/picture">
                 <pic:pic>
                   <pic:nvPicPr>
-                    <pic:cNvPr id="0" name="image10.png"/>
+                    <pic:cNvPr id="0" name="image13.png"/>
                     <pic:cNvPicPr preferRelativeResize="0"/>
                   </pic:nvPicPr>
                   <pic:blipFill>
@@ -867,12 +867,12 @@
           <wp:inline distB="114300" distT="114300" distL="114300" distR="114300">
             <wp:extent cx="2352675" cy="3543300"/>
             <wp:effectExtent b="0" l="0" r="0" t="0"/>
-            <wp:docPr id="15" name="image12.png"/>
+            <wp:docPr id="15" name="image14.png"/>
             <a:graphic>
               <a:graphicData uri="http://schemas.openxmlformats.org/drawingml/2006/picture">
                 <pic:pic>
                   <pic:nvPicPr>
-                    <pic:cNvPr id="0" name="image12.png"/>
+                    <pic:cNvPr id="0" name="image14.png"/>
                     <pic:cNvPicPr preferRelativeResize="0"/>
                   </pic:nvPicPr>
                   <pic:blipFill>
@@ -1409,12 +1409,12 @@
           <wp:inline distB="114300" distT="114300" distL="114300" distR="114300">
             <wp:extent cx="5943600" cy="596900"/>
             <wp:effectExtent b="0" l="0" r="0" t="0"/>
-            <wp:docPr id="17" name="image7.png"/>
+            <wp:docPr id="17" name="image4.png"/>
             <a:graphic>
               <a:graphicData uri="http://schemas.openxmlformats.org/drawingml/2006/picture">
                 <pic:pic>
                   <pic:nvPicPr>
-                    <pic:cNvPr id="0" name="image7.png"/>
+                    <pic:cNvPr id="0" name="image4.png"/>
                     <pic:cNvPicPr preferRelativeResize="0"/>
                   </pic:nvPicPr>
                   <pic:blipFill>
@@ -1814,12 +1814,12 @@
           <wp:inline distB="114300" distT="114300" distL="114300" distR="114300">
             <wp:extent cx="5943600" cy="4089400"/>
             <wp:effectExtent b="0" l="0" r="0" t="0"/>
-            <wp:docPr id="13" name="image18.png"/>
+            <wp:docPr id="13" name="image16.png"/>
             <a:graphic>
               <a:graphicData uri="http://schemas.openxmlformats.org/drawingml/2006/picture">
                 <pic:pic>
                   <pic:nvPicPr>
-                    <pic:cNvPr id="0" name="image18.png"/>
+                    <pic:cNvPr id="0" name="image16.png"/>
                     <pic:cNvPicPr preferRelativeResize="0"/>
                   </pic:nvPicPr>
                   <pic:blipFill>
@@ -2464,14 +2464,14 @@
         </w:rPr>
         <w:drawing>
           <wp:inline distB="114300" distT="114300" distL="114300" distR="114300">
-            <wp:extent cx="5943600" cy="6527800"/>
+            <wp:extent cx="5943600" cy="6502400"/>
             <wp:effectExtent b="0" l="0" r="0" t="0"/>
-            <wp:docPr id="9" name="image8.png"/>
+            <wp:docPr id="3" name="image17.png"/>
             <a:graphic>
               <a:graphicData uri="http://schemas.openxmlformats.org/drawingml/2006/picture">
                 <pic:pic>
                   <pic:nvPicPr>
-                    <pic:cNvPr id="0" name="image8.png"/>
+                    <pic:cNvPr id="0" name="image17.png"/>
                     <pic:cNvPicPr preferRelativeResize="0"/>
                   </pic:nvPicPr>
                   <pic:blipFill>
@@ -2484,7 +2484,7 @@
                   <pic:spPr>
                     <a:xfrm>
                       <a:off x="0" y="0"/>
-                      <a:ext cx="5943600" cy="6527800"/>
+                      <a:ext cx="5943600" cy="6502400"/>
                     </a:xfrm>
                     <a:prstGeom prst="rect"/>
                     <a:ln/>
@@ -2553,7 +2553,7 @@
           <w:szCs w:val="33"/>
         </w:rPr>
       </w:pPr>
-      <w:bookmarkStart w:colFirst="0" w:colLast="0" w:name="_xx6j8y9k2jzv" w:id="41"/>
+      <w:bookmarkStart w:colFirst="0" w:colLast="0" w:name="_q9udphsbb1kq" w:id="41"/>
       <w:bookmarkEnd w:id="41"/>
       <w:r>
         <w:rPr>
@@ -2644,12 +2644,12 @@
           <wp:inline distB="114300" distT="114300" distL="114300" distR="114300">
             <wp:extent cx="2514600" cy="638175"/>
             <wp:effectExtent b="0" l="0" r="0" t="0"/>
-            <wp:docPr id="1" name="image4.png"/>
+            <wp:docPr id="1" name="image3.png"/>
             <a:graphic>
               <a:graphicData uri="http://schemas.openxmlformats.org/drawingml/2006/picture">
                 <pic:pic>
                   <pic:nvPicPr>
-                    <pic:cNvPr id="0" name="image4.png"/>
+                    <pic:cNvPr id="0" name="image3.png"/>
                     <pic:cNvPicPr preferRelativeResize="0"/>
                   </pic:nvPicPr>
                   <pic:blipFill>
@@ -3231,12 +3231,12 @@
           <wp:inline distB="114300" distT="114300" distL="114300" distR="114300">
             <wp:extent cx="5943600" cy="2870200"/>
             <wp:effectExtent b="0" l="0" r="0" t="0"/>
-            <wp:docPr id="8" name="image2.png"/>
+            <wp:docPr id="9" name="image8.png"/>
             <a:graphic>
               <a:graphicData uri="http://schemas.openxmlformats.org/drawingml/2006/picture">
                 <pic:pic>
                   <pic:nvPicPr>
-                    <pic:cNvPr id="0" name="image2.png"/>
+                    <pic:cNvPr id="0" name="image8.png"/>
                     <pic:cNvPicPr preferRelativeResize="0"/>
                   </pic:nvPicPr>
                   <pic:blipFill>
@@ -3369,12 +3369,12 @@
           <wp:inline distB="114300" distT="114300" distL="114300" distR="114300">
             <wp:extent cx="5943600" cy="2870200"/>
             <wp:effectExtent b="0" l="0" r="0" t="0"/>
-            <wp:docPr id="16" name="image6.png"/>
+            <wp:docPr id="16" name="image10.png"/>
             <a:graphic>
               <a:graphicData uri="http://schemas.openxmlformats.org/drawingml/2006/picture">
                 <pic:pic>
                   <pic:nvPicPr>
-                    <pic:cNvPr id="0" name="image6.png"/>
+                    <pic:cNvPr id="0" name="image10.png"/>
                     <pic:cNvPicPr preferRelativeResize="0"/>
                   </pic:nvPicPr>
                   <pic:blipFill>
@@ -3865,12 +3865,12 @@
           <wp:inline distB="114300" distT="114300" distL="114300" distR="114300">
             <wp:extent cx="5562600" cy="7048500"/>
             <wp:effectExtent b="0" l="0" r="0" t="0"/>
-            <wp:docPr id="6" name="image16.png"/>
+            <wp:docPr id="7" name="image11.png"/>
             <a:graphic>
               <a:graphicData uri="http://schemas.openxmlformats.org/drawingml/2006/picture">
                 <pic:pic>
                   <pic:nvPicPr>
-                    <pic:cNvPr id="0" name="image16.png"/>
+                    <pic:cNvPr id="0" name="image11.png"/>
                     <pic:cNvPicPr preferRelativeResize="0"/>
                   </pic:nvPicPr>
                   <pic:blipFill>
@@ -4044,7 +4044,7 @@
           <wp:inline distB="114300" distT="114300" distL="114300" distR="114300">
             <wp:extent cx="5943600" cy="1193800"/>
             <wp:effectExtent b="0" l="0" r="0" t="0"/>
-            <wp:docPr id="3" name="image9.png"/>
+            <wp:docPr id="4" name="image9.png"/>
             <a:graphic>
               <a:graphicData uri="http://schemas.openxmlformats.org/drawingml/2006/picture">
                 <pic:pic>
@@ -4268,12 +4268,12 @@
           <wp:inline distB="114300" distT="114300" distL="114300" distR="114300">
             <wp:extent cx="5943600" cy="800100"/>
             <wp:effectExtent b="0" l="0" r="0" t="0"/>
-            <wp:docPr id="10" name="image1.png"/>
+            <wp:docPr id="10" name="image6.png"/>
             <a:graphic>
               <a:graphicData uri="http://schemas.openxmlformats.org/drawingml/2006/picture">
                 <pic:pic>
                   <pic:nvPicPr>
-                    <pic:cNvPr id="0" name="image1.png"/>
+                    <pic:cNvPr id="0" name="image6.png"/>
                     <pic:cNvPicPr preferRelativeResize="0"/>
                   </pic:nvPicPr>
                   <pic:blipFill>
@@ -4483,12 +4483,12 @@
           <wp:inline distB="114300" distT="114300" distL="114300" distR="114300">
             <wp:extent cx="5943600" cy="1130300"/>
             <wp:effectExtent b="0" l="0" r="0" t="0"/>
-            <wp:docPr id="14" name="image13.png"/>
+            <wp:docPr id="14" name="image5.png"/>
             <a:graphic>
               <a:graphicData uri="http://schemas.openxmlformats.org/drawingml/2006/picture">
                 <pic:pic>
                   <pic:nvPicPr>
-                    <pic:cNvPr id="0" name="image13.png"/>
+                    <pic:cNvPr id="0" name="image5.png"/>
                     <pic:cNvPicPr preferRelativeResize="0"/>
                   </pic:nvPicPr>
                   <pic:blipFill>
@@ -4960,12 +4960,12 @@
           <wp:inline distB="114300" distT="114300" distL="114300" distR="114300">
             <wp:extent cx="5743575" cy="6629400"/>
             <wp:effectExtent b="0" l="0" r="0" t="0"/>
-            <wp:docPr id="11" name="image5.png"/>
+            <wp:docPr id="11" name="image15.png"/>
             <a:graphic>
               <a:graphicData uri="http://schemas.openxmlformats.org/drawingml/2006/picture">
                 <pic:pic>
                   <pic:nvPicPr>
-                    <pic:cNvPr id="0" name="image5.png"/>
+                    <pic:cNvPr id="0" name="image15.png"/>
                     <pic:cNvPicPr preferRelativeResize="0"/>
                   </pic:nvPicPr>
                   <pic:blipFill>
@@ -5107,12 +5107,12 @@
           <wp:inline distB="114300" distT="114300" distL="114300" distR="114300">
             <wp:extent cx="4829175" cy="6657975"/>
             <wp:effectExtent b="0" l="0" r="0" t="0"/>
-            <wp:docPr id="18" name="image17.png"/>
+            <wp:docPr id="18" name="image2.png"/>
             <a:graphic>
               <a:graphicData uri="http://schemas.openxmlformats.org/drawingml/2006/picture">
                 <pic:pic>
                   <pic:nvPicPr>
-                    <pic:cNvPr id="0" name="image17.png"/>
+                    <pic:cNvPr id="0" name="image2.png"/>
                     <pic:cNvPicPr preferRelativeResize="0"/>
                   </pic:nvPicPr>
                   <pic:blipFill>
@@ -5551,12 +5551,12 @@
           <wp:inline distB="114300" distT="114300" distL="114300" distR="114300">
             <wp:extent cx="5381625" cy="2819400"/>
             <wp:effectExtent b="0" l="0" r="0" t="0"/>
-            <wp:docPr id="2" name="image15.png"/>
+            <wp:docPr id="2" name="image7.png"/>
             <a:graphic>
               <a:graphicData uri="http://schemas.openxmlformats.org/drawingml/2006/picture">
                 <pic:pic>
                   <pic:nvPicPr>
-                    <pic:cNvPr id="0" name="image15.png"/>
+                    <pic:cNvPr id="0" name="image7.png"/>
                     <pic:cNvPicPr preferRelativeResize="0"/>
                   </pic:nvPicPr>
                   <pic:blipFill>
